--- a/docs/mortality_analysis_in_a_neural_network.docx
+++ b/docs/mortality_analysis_in_a_neural_network.docx
@@ -87,7 +87,21 @@
         <w:t>,</w:t>
       </w:r>
       <w:r>
-        <w:t xml:space="preserve"> actuarial analysis has dealt with probabilities and developing models that optimized loss functions. The depth and breadth of AI models have exploded over the past few </w:t>
+        <w:t xml:space="preserve"> actuarial </w:t>
+      </w:r>
+      <w:r>
+        <w:t xml:space="preserve">mortality </w:t>
+      </w:r>
+      <w:r>
+        <w:t xml:space="preserve">analysis has dealt with probabilities and developing models that </w:t>
+      </w:r>
+      <w:proofErr w:type="gramStart"/>
+      <w:r>
+        <w:t>optimized</w:t>
+      </w:r>
+      <w:proofErr w:type="gramEnd"/>
+      <w:r>
+        <w:t xml:space="preserve"> loss functions. The depth and breadth of AI models have exploded over the past few </w:t>
       </w:r>
       <w:r>
         <w:t>years,</w:t>
@@ -96,7 +110,15 @@
         <w:t xml:space="preserve"> providing more advanced techniques in data analysis. </w:t>
       </w:r>
       <w:r>
-        <w:t xml:space="preserve">This paper demonstrates a dual-application of AI in actuarial science: </w:t>
+        <w:t xml:space="preserve">This paper demonstrates a </w:t>
+      </w:r>
+      <w:proofErr w:type="gramStart"/>
+      <w:r>
+        <w:t>dual-application</w:t>
+      </w:r>
+      <w:proofErr w:type="gramEnd"/>
+      <w:r>
+        <w:t xml:space="preserve"> of AI in actuarial science: </w:t>
       </w:r>
     </w:p>
     <w:p>
@@ -172,7 +194,34 @@
         <w:t xml:space="preserve">is </w:t>
       </w:r>
       <w:r>
-        <w:t xml:space="preserve">also very good at assisting in building prototypes quickly and helping generate ideas. There is a risk that AI may be used too much and encourage </w:t>
+        <w:t xml:space="preserve">also very good at assisting in building prototypes quickly and helping generate ideas. </w:t>
+      </w:r>
+      <w:r>
+        <w:t>The time</w:t>
+      </w:r>
+      <w:r>
+        <w:t>-</w:t>
+      </w:r>
+      <w:r>
+        <w:t>to</w:t>
+      </w:r>
+      <w:r>
+        <w:t>-</w:t>
+      </w:r>
+      <w:r>
+        <w:t>insights and building a model can be reduced significantly</w:t>
+      </w:r>
+      <w:r>
+        <w:t xml:space="preserve"> with the help of an AI assistant</w:t>
+      </w:r>
+      <w:r>
+        <w:t xml:space="preserve">. </w:t>
+      </w:r>
+      <w:r>
+        <w:t xml:space="preserve">These benefits do come with some risks. </w:t>
+      </w:r>
+      <w:r>
+        <w:t xml:space="preserve">There is a risk that AI may be used too much and encourage </w:t>
       </w:r>
       <w:r>
         <w:t>“</w:t>
@@ -239,7 +288,13 @@
         <w:footnoteReference w:id="1"/>
       </w:r>
       <w:r>
-        <w:t xml:space="preserve"> and as the population grows older, longevity will continue to be an area of increasing focus. There may not be many more insights to gain from the data that is currently available. The insights may come from new unstructured information. Neural Networks are a good model choice to be able to handle this type of data.</w:t>
+        <w:t xml:space="preserve"> and as the population grows older, longevity will continue to be an area of increasing focus. There may not be many more insights to gain from the data that is currently available. The insights may come from new unstructured information. Neural Networks are a good model choice to be able to </w:t>
+      </w:r>
+      <w:r>
+        <w:t>explore</w:t>
+      </w:r>
+      <w:r>
+        <w:t xml:space="preserve"> this type of data.</w:t>
       </w:r>
     </w:p>
     <w:p>
@@ -279,13 +334,33 @@
         <w:t xml:space="preserve">), which is an actuarial toolkit for mortality analysis developed in Python. The Morai package </w:t>
       </w:r>
       <w:r>
-        <w:t xml:space="preserve">includes a few different functions to analyze mortality including, a dashboard, preprocessing, constraints, graduation, experience, and models. This analysis will mainly use the </w:t>
+        <w:t xml:space="preserve">includes a few different </w:t>
+      </w:r>
+      <w:r>
+        <w:t>modules</w:t>
+      </w:r>
+      <w:r>
+        <w:t xml:space="preserve"> to analyze mortality including, a dashboard, preprocessing, constraints, graduation, experience, and models. This analysis will mainly use the </w:t>
       </w:r>
       <w:r>
         <w:t>“models”</w:t>
       </w:r>
       <w:r>
-        <w:t xml:space="preserve"> functions and specifically the neural network model using PyTorch.</w:t>
+        <w:t xml:space="preserve"> </w:t>
+      </w:r>
+      <w:r>
+        <w:t>module</w:t>
+      </w:r>
+      <w:r>
+        <w:t xml:space="preserve"> and specifically the neural network model using </w:t>
+      </w:r>
+      <w:proofErr w:type="spellStart"/>
+      <w:r>
+        <w:t>PyTorch</w:t>
+      </w:r>
+      <w:proofErr w:type="spellEnd"/>
+      <w:r>
+        <w:t>.</w:t>
       </w:r>
     </w:p>
     <w:p>
@@ -315,10 +390,7 @@
         <w:t xml:space="preserve"> </w:t>
       </w:r>
       <w:r>
-        <w:t>Domain knowledge was critical in feature selection</w:t>
-      </w:r>
-      <w:r>
-        <w:t>.</w:t>
+        <w:t>Most explanatory variables were kept for the model. The columns excluded were due to domain knowledge.</w:t>
       </w:r>
     </w:p>
     <w:p>
@@ -354,9 +426,11 @@
             <w:tcW w:w="2007" w:type="dxa"/>
           </w:tcPr>
           <w:p>
+            <w:proofErr w:type="spellStart"/>
             <w:r>
               <w:t>observation_year</w:t>
             </w:r>
+            <w:proofErr w:type="spellEnd"/>
           </w:p>
         </w:tc>
         <w:tc>
@@ -364,9 +438,11 @@
             <w:tcW w:w="2243" w:type="dxa"/>
           </w:tcPr>
           <w:p>
+            <w:proofErr w:type="spellStart"/>
             <w:r>
               <w:t>issue_age</w:t>
             </w:r>
+            <w:proofErr w:type="spellEnd"/>
           </w:p>
         </w:tc>
         <w:tc>
@@ -374,9 +450,11 @@
             <w:tcW w:w="2686" w:type="dxa"/>
           </w:tcPr>
           <w:p>
+            <w:proofErr w:type="spellStart"/>
             <w:r>
               <w:t>attained_age</w:t>
             </w:r>
+            <w:proofErr w:type="spellEnd"/>
           </w:p>
         </w:tc>
         <w:tc>
@@ -384,9 +462,11 @@
             <w:tcW w:w="2509" w:type="dxa"/>
           </w:tcPr>
           <w:p>
+            <w:proofErr w:type="spellStart"/>
             <w:r>
               <w:t>amount_exposed</w:t>
             </w:r>
+            <w:proofErr w:type="spellEnd"/>
           </w:p>
         </w:tc>
       </w:tr>
@@ -416,9 +496,11 @@
             <w:tcW w:w="2686" w:type="dxa"/>
           </w:tcPr>
           <w:p>
+            <w:proofErr w:type="spellStart"/>
             <w:r>
               <w:t>soa_post_lvl_ind</w:t>
             </w:r>
+            <w:proofErr w:type="spellEnd"/>
           </w:p>
         </w:tc>
         <w:tc>
@@ -426,9 +508,11 @@
             <w:tcW w:w="2509" w:type="dxa"/>
           </w:tcPr>
           <w:p>
+            <w:proofErr w:type="spellStart"/>
             <w:r>
               <w:t>policies_exposed</w:t>
             </w:r>
+            <w:proofErr w:type="spellEnd"/>
           </w:p>
         </w:tc>
       </w:tr>
@@ -438,9 +522,11 @@
             <w:tcW w:w="2007" w:type="dxa"/>
           </w:tcPr>
           <w:p>
+            <w:proofErr w:type="spellStart"/>
             <w:r>
               <w:t>smoker_status</w:t>
             </w:r>
+            <w:proofErr w:type="spellEnd"/>
           </w:p>
         </w:tc>
         <w:tc>
@@ -448,9 +534,11 @@
             <w:tcW w:w="2243" w:type="dxa"/>
           </w:tcPr>
           <w:p>
+            <w:proofErr w:type="spellStart"/>
             <w:r>
               <w:t>face_amount_band</w:t>
             </w:r>
+            <w:proofErr w:type="spellEnd"/>
           </w:p>
         </w:tc>
         <w:tc>
@@ -458,9 +546,11 @@
             <w:tcW w:w="2686" w:type="dxa"/>
           </w:tcPr>
           <w:p>
+            <w:proofErr w:type="spellStart"/>
             <w:r>
               <w:t>number_of_pfd_classes</w:t>
             </w:r>
+            <w:proofErr w:type="spellEnd"/>
           </w:p>
         </w:tc>
         <w:tc>
@@ -468,9 +558,11 @@
             <w:tcW w:w="2509" w:type="dxa"/>
           </w:tcPr>
           <w:p>
+            <w:proofErr w:type="spellStart"/>
             <w:r>
               <w:t>death_claim_amount</w:t>
             </w:r>
+            <w:proofErr w:type="spellEnd"/>
           </w:p>
         </w:tc>
       </w:tr>
@@ -480,9 +572,11 @@
             <w:tcW w:w="2007" w:type="dxa"/>
           </w:tcPr>
           <w:p>
+            <w:proofErr w:type="spellStart"/>
             <w:r>
               <w:t>insurance_plan</w:t>
             </w:r>
+            <w:proofErr w:type="spellEnd"/>
           </w:p>
         </w:tc>
         <w:tc>
@@ -490,9 +584,11 @@
             <w:tcW w:w="2243" w:type="dxa"/>
           </w:tcPr>
           <w:p>
+            <w:proofErr w:type="spellStart"/>
             <w:r>
               <w:t>issue_year</w:t>
             </w:r>
+            <w:proofErr w:type="spellEnd"/>
           </w:p>
         </w:tc>
         <w:tc>
@@ -500,9 +596,11 @@
             <w:tcW w:w="2686" w:type="dxa"/>
           </w:tcPr>
           <w:p>
+            <w:proofErr w:type="spellStart"/>
             <w:r>
               <w:t>preferred_class</w:t>
             </w:r>
+            <w:proofErr w:type="spellEnd"/>
           </w:p>
         </w:tc>
         <w:tc>
@@ -510,9 +608,11 @@
             <w:tcW w:w="2509" w:type="dxa"/>
           </w:tcPr>
           <w:p>
+            <w:proofErr w:type="spellStart"/>
             <w:r>
               <w:t>death_count</w:t>
             </w:r>
+            <w:proofErr w:type="spellEnd"/>
           </w:p>
         </w:tc>
       </w:tr>
@@ -523,20 +623,538 @@
       </w:r>
     </w:p>
     <w:p>
-      <w:r>
+      <w:pPr>
+        <w:rPr>
+          <w:b/>
+          <w:bCs/>
+        </w:rPr>
+      </w:pPr>
+      <w:r>
+        <w:rPr>
+          <w:b/>
+          <w:bCs/>
+        </w:rPr>
+        <w:t xml:space="preserve">Columns </w:t>
+      </w:r>
+      <w:r>
+        <w:rPr>
+          <w:b/>
+          <w:bCs/>
+        </w:rPr>
+        <w:t>Excluded</w:t>
+      </w:r>
+    </w:p>
+    <w:tbl>
+      <w:tblPr>
+        <w:tblStyle w:val="TableGrid"/>
+        <w:tblW w:w="9445" w:type="dxa"/>
+        <w:tblLook w:val="04A0" w:firstRow="1" w:lastRow="0" w:firstColumn="1" w:lastColumn="0" w:noHBand="0" w:noVBand="1"/>
+      </w:tblPr>
+      <w:tblGrid>
+        <w:gridCol w:w="1839"/>
+        <w:gridCol w:w="2750"/>
+        <w:gridCol w:w="2824"/>
+        <w:gridCol w:w="2489"/>
+      </w:tblGrid>
+      <w:tr>
+        <w:tc>
+          <w:tcPr>
+            <w:tcW w:w="2044" w:type="dxa"/>
+          </w:tcPr>
+          <w:p>
+            <w:proofErr w:type="spellStart"/>
+            <w:r>
+              <w:t>age_ind</w:t>
+            </w:r>
+            <w:proofErr w:type="spellEnd"/>
+          </w:p>
+        </w:tc>
+        <w:tc>
+          <w:tcPr>
+            <w:tcW w:w="2515" w:type="dxa"/>
+          </w:tcPr>
+          <w:p>
+            <w:proofErr w:type="spellStart"/>
+            <w:r>
+              <w:t>p</w:t>
+            </w:r>
+            <w:r>
+              <w:t>referred_</w:t>
+            </w:r>
+            <w:r>
+              <w:t>i</w:t>
+            </w:r>
+            <w:r>
+              <w:t>ndicator</w:t>
+            </w:r>
+            <w:proofErr w:type="spellEnd"/>
+          </w:p>
+        </w:tc>
+        <w:tc>
+          <w:tcPr>
+            <w:tcW w:w="2257" w:type="dxa"/>
+          </w:tcPr>
+          <w:p>
+            <w:r>
+              <w:t>e</w:t>
+            </w:r>
+            <w:r>
+              <w:t>xp</w:t>
+            </w:r>
+            <w:r>
+              <w:t>d</w:t>
+            </w:r>
+            <w:r>
+              <w:t>th_</w:t>
+            </w:r>
+            <w:r>
+              <w:t>vbt</w:t>
+            </w:r>
+            <w:r>
+              <w:t>2015w</w:t>
+            </w:r>
+            <w:r>
+              <w:t>mi</w:t>
+            </w:r>
+            <w:r>
+              <w:t>_</w:t>
+            </w:r>
+            <w:r>
+              <w:t>a</w:t>
+            </w:r>
+            <w:r>
+              <w:t>mt</w:t>
+            </w:r>
+          </w:p>
+        </w:tc>
+        <w:tc>
+          <w:tcPr>
+            <w:tcW w:w="2629" w:type="dxa"/>
+          </w:tcPr>
+          <w:p>
+            <w:r>
+              <w:t>c</w:t>
+            </w:r>
+            <w:r>
+              <w:t>en3</w:t>
+            </w:r>
+            <w:r>
+              <w:t>m</w:t>
+            </w:r>
+            <w:r>
+              <w:t>om</w:t>
+            </w:r>
+            <w:r>
+              <w:t>p</w:t>
+            </w:r>
+            <w:r>
+              <w:t>2w</w:t>
+            </w:r>
+            <w:r>
+              <w:t>mi</w:t>
+            </w:r>
+            <w:r>
+              <w:t>_</w:t>
+            </w:r>
+            <w:r>
+              <w:t>a</w:t>
+            </w:r>
+            <w:r>
+              <w:t>mt</w:t>
+            </w:r>
+          </w:p>
+        </w:tc>
+      </w:tr>
+      <w:tr>
+        <w:tc>
+          <w:tcPr>
+            <w:tcW w:w="2044" w:type="dxa"/>
+          </w:tcPr>
+          <w:p>
+            <w:proofErr w:type="spellStart"/>
+            <w:r>
+              <w:t>soa</w:t>
+            </w:r>
+            <w:r>
+              <w:t>_</w:t>
+            </w:r>
+            <w:r>
+              <w:t>a</w:t>
+            </w:r>
+            <w:r>
+              <w:t>ntp_</w:t>
+            </w:r>
+            <w:r>
+              <w:t>l</w:t>
+            </w:r>
+            <w:r>
+              <w:t>vl_</w:t>
+            </w:r>
+            <w:r>
+              <w:t>tp</w:t>
+            </w:r>
+            <w:proofErr w:type="spellEnd"/>
+          </w:p>
+        </w:tc>
+        <w:tc>
+          <w:tcPr>
+            <w:tcW w:w="2515" w:type="dxa"/>
+          </w:tcPr>
+          <w:p>
+            <w:r>
+              <w:t>e</w:t>
+            </w:r>
+            <w:r>
+              <w:t>xp</w:t>
+            </w:r>
+            <w:r>
+              <w:t>d</w:t>
+            </w:r>
+            <w:r>
+              <w:t>th_</w:t>
+            </w:r>
+            <w:r>
+              <w:t>vbt</w:t>
+            </w:r>
+            <w:r>
+              <w:t>2015_</w:t>
+            </w:r>
+            <w:r>
+              <w:t>c</w:t>
+            </w:r>
+            <w:r>
+              <w:t>nt</w:t>
+            </w:r>
+          </w:p>
+        </w:tc>
+        <w:tc>
+          <w:tcPr>
+            <w:tcW w:w="2257" w:type="dxa"/>
+          </w:tcPr>
+          <w:p>
+            <w:r>
+              <w:t>c</w:t>
+            </w:r>
+            <w:r>
+              <w:t>en2</w:t>
+            </w:r>
+            <w:r>
+              <w:t>m</w:t>
+            </w:r>
+            <w:r>
+              <w:t>om</w:t>
+            </w:r>
+            <w:r>
+              <w:t>p</w:t>
+            </w:r>
+            <w:r>
+              <w:t>1w</w:t>
+            </w:r>
+            <w:r>
+              <w:t>mi</w:t>
+            </w:r>
+            <w:r>
+              <w:t>_</w:t>
+            </w:r>
+            <w:r>
+              <w:t>a</w:t>
+            </w:r>
+            <w:r>
+              <w:t>mt</w:t>
+            </w:r>
+          </w:p>
+        </w:tc>
+        <w:tc>
+          <w:tcPr>
+            <w:tcW w:w="2629" w:type="dxa"/>
+          </w:tcPr>
+          <w:p>
+            <w:r>
+              <w:t>c</w:t>
+            </w:r>
+            <w:r>
+              <w:t>en3</w:t>
+            </w:r>
+            <w:r>
+              <w:t>m</w:t>
+            </w:r>
+            <w:r>
+              <w:t>om</w:t>
+            </w:r>
+            <w:r>
+              <w:t>p</w:t>
+            </w:r>
+            <w:r>
+              <w:t>2w</w:t>
+            </w:r>
+            <w:r>
+              <w:t>mi</w:t>
+            </w:r>
+            <w:r>
+              <w:t>_</w:t>
+            </w:r>
+            <w:r>
+              <w:t>a</w:t>
+            </w:r>
+            <w:r>
+              <w:t>mt</w:t>
+            </w:r>
+          </w:p>
+        </w:tc>
+      </w:tr>
+      <w:tr>
+        <w:tc>
+          <w:tcPr>
+            <w:tcW w:w="2044" w:type="dxa"/>
+          </w:tcPr>
+          <w:p>
+            <w:proofErr w:type="spellStart"/>
+            <w:r>
+              <w:t>soa</w:t>
+            </w:r>
+            <w:r>
+              <w:t>_</w:t>
+            </w:r>
+            <w:r>
+              <w:t>g</w:t>
+            </w:r>
+            <w:r>
+              <w:t>uar_</w:t>
+            </w:r>
+            <w:r>
+              <w:t>l</w:t>
+            </w:r>
+            <w:r>
+              <w:t>vl_</w:t>
+            </w:r>
+            <w:r>
+              <w:t>tp</w:t>
+            </w:r>
+            <w:proofErr w:type="spellEnd"/>
+          </w:p>
+        </w:tc>
+        <w:tc>
+          <w:tcPr>
+            <w:tcW w:w="2515" w:type="dxa"/>
+          </w:tcPr>
+          <w:p>
+            <w:r>
+              <w:t>e</w:t>
+            </w:r>
+            <w:r>
+              <w:t>xp</w:t>
+            </w:r>
+            <w:r>
+              <w:t>d</w:t>
+            </w:r>
+            <w:r>
+              <w:t>th_</w:t>
+            </w:r>
+            <w:r>
+              <w:t>vbt</w:t>
+            </w:r>
+            <w:r>
+              <w:t>2015_</w:t>
+            </w:r>
+            <w:r>
+              <w:t>a</w:t>
+            </w:r>
+            <w:r>
+              <w:t>mt</w:t>
+            </w:r>
+          </w:p>
+        </w:tc>
+        <w:tc>
+          <w:tcPr>
+            <w:tcW w:w="2257" w:type="dxa"/>
+          </w:tcPr>
+          <w:p>
+            <w:r>
+              <w:t>c</w:t>
+            </w:r>
+            <w:r>
+              <w:t>en2</w:t>
+            </w:r>
+            <w:r>
+              <w:t>m</w:t>
+            </w:r>
+            <w:r>
+              <w:t>om</w:t>
+            </w:r>
+            <w:r>
+              <w:t>p</w:t>
+            </w:r>
+            <w:r>
+              <w:t>2w</w:t>
+            </w:r>
+            <w:r>
+              <w:t>mi</w:t>
+            </w:r>
+            <w:r>
+              <w:t>_</w:t>
+            </w:r>
+            <w:r>
+              <w:t>a</w:t>
+            </w:r>
+            <w:r>
+              <w:t>mt</w:t>
+            </w:r>
+          </w:p>
+        </w:tc>
+        <w:tc>
+          <w:tcPr>
+            <w:tcW w:w="2629" w:type="dxa"/>
+          </w:tcPr>
+          <w:p/>
+        </w:tc>
+      </w:tr>
+      <w:tr>
+        <w:tc>
+          <w:tcPr>
+            <w:tcW w:w="2044" w:type="dxa"/>
+          </w:tcPr>
+          <w:p>
+            <w:proofErr w:type="spellStart"/>
+            <w:r>
+              <w:t>s</w:t>
+            </w:r>
+            <w:r>
+              <w:t>lct_</w:t>
+            </w:r>
+            <w:r>
+              <w:t>u</w:t>
+            </w:r>
+            <w:r>
+              <w:t>lt_</w:t>
+            </w:r>
+            <w:r>
+              <w:t>i</w:t>
+            </w:r>
+            <w:r>
+              <w:t>nd</w:t>
+            </w:r>
+            <w:proofErr w:type="spellEnd"/>
+          </w:p>
+        </w:tc>
+        <w:tc>
+          <w:tcPr>
+            <w:tcW w:w="2515" w:type="dxa"/>
+          </w:tcPr>
+          <w:p>
+            <w:r>
+              <w:t>e</w:t>
+            </w:r>
+            <w:r>
+              <w:t>xp</w:t>
+            </w:r>
+            <w:r>
+              <w:t>d</w:t>
+            </w:r>
+            <w:r>
+              <w:t>th_</w:t>
+            </w:r>
+            <w:r>
+              <w:t>vbt</w:t>
+            </w:r>
+            <w:r>
+              <w:t>2015w</w:t>
+            </w:r>
+            <w:r>
+              <w:t>mi</w:t>
+            </w:r>
+            <w:r>
+              <w:t>_</w:t>
+            </w:r>
+            <w:r>
+              <w:t>c</w:t>
+            </w:r>
+            <w:r>
+              <w:t>nt</w:t>
+            </w:r>
+          </w:p>
+        </w:tc>
+        <w:tc>
+          <w:tcPr>
+            <w:tcW w:w="2257" w:type="dxa"/>
+          </w:tcPr>
+          <w:p>
+            <w:r>
+              <w:t>c</w:t>
+            </w:r>
+            <w:r>
+              <w:t>en3</w:t>
+            </w:r>
+            <w:r>
+              <w:t>m</w:t>
+            </w:r>
+            <w:r>
+              <w:t>om</w:t>
+            </w:r>
+            <w:r>
+              <w:t>p</w:t>
+            </w:r>
+            <w:r>
+              <w:t>1w</w:t>
+            </w:r>
+            <w:r>
+              <w:t>mi</w:t>
+            </w:r>
+            <w:r>
+              <w:t>_</w:t>
+            </w:r>
+            <w:r>
+              <w:t>a</w:t>
+            </w:r>
+            <w:r>
+              <w:t>mt</w:t>
+            </w:r>
+          </w:p>
+        </w:tc>
+        <w:tc>
+          <w:tcPr>
+            <w:tcW w:w="2629" w:type="dxa"/>
+          </w:tcPr>
+          <w:p/>
+        </w:tc>
+      </w:tr>
+    </w:tbl>
+    <w:p>
+      <w:pPr>
+        <w:rPr>
+          <w:b/>
+          <w:bCs/>
+        </w:rPr>
+      </w:pPr>
+    </w:p>
+    <w:p/>
+    <w:p>
+      <w:r>
+        <w:lastRenderedPageBreak/>
         <w:t xml:space="preserve">The data </w:t>
       </w:r>
       <w:r>
         <w:t>was cleaned by removing</w:t>
       </w:r>
       <w:r>
-        <w:t xml:space="preserve"> erroneous data </w:t>
-      </w:r>
-      <w:r>
-        <w:t>and filtered to a modern mortality dataset removing</w:t>
-      </w:r>
-      <w:r>
-        <w:t>.</w:t>
+        <w:t xml:space="preserve"> erroneous data</w:t>
+      </w:r>
+      <w:r>
+        <w:t xml:space="preserve">, such as when </w:t>
+      </w:r>
+      <w:r>
+        <w:t>there was no exposure. The data was also filtered to a “modern” dataset. This included more recent issued business, no post-level business</w:t>
+      </w:r>
+      <w:r>
+        <w:t>,</w:t>
+      </w:r>
+      <w:r>
+        <w:t xml:space="preserve"> </w:t>
+      </w:r>
+      <w:r>
+        <w:t>and</w:t>
+      </w:r>
+      <w:r>
+        <w:t xml:space="preserve"> excluding the youngest and oldest ages.</w:t>
       </w:r>
     </w:p>
     <w:p>
@@ -629,9 +1247,11 @@
             <w:r>
               <w:t xml:space="preserve">If there </w:t>
             </w:r>
+            <w:proofErr w:type="gramStart"/>
             <w:r>
               <w:t>is</w:t>
             </w:r>
+            <w:proofErr w:type="gramEnd"/>
             <w:r>
               <w:t xml:space="preserve"> no exposure (count and amount) and no claim (count and amount) the cell </w:t>
             </w:r>
@@ -667,7 +1287,6 @@
                 <w:b w:val="0"/>
                 <w:bCs w:val="0"/>
               </w:rPr>
-              <w:lastRenderedPageBreak/>
               <w:t>Remove cells where there was no exposure (amount since this is going to be our target)</w:t>
             </w:r>
           </w:p>
@@ -721,6 +1340,7 @@
                 <w:bCs w:val="0"/>
               </w:rPr>
             </w:pPr>
+            <w:proofErr w:type="spellStart"/>
             <w:r>
               <w:rPr>
                 <w:b w:val="0"/>
@@ -728,6 +1348,7 @@
               </w:rPr>
               <w:t>issue_age</w:t>
             </w:r>
+            <w:proofErr w:type="spellEnd"/>
             <w:r>
               <w:rPr>
                 <w:b w:val="0"/>
@@ -748,6 +1369,7 @@
                 <w:bCs w:val="0"/>
               </w:rPr>
             </w:pPr>
+            <w:proofErr w:type="spellStart"/>
             <w:r>
               <w:rPr>
                 <w:b w:val="0"/>
@@ -755,6 +1377,7 @@
               </w:rPr>
               <w:t>issue_age</w:t>
             </w:r>
+            <w:proofErr w:type="spellEnd"/>
             <w:r>
               <w:rPr>
                 <w:b w:val="0"/>
@@ -775,6 +1398,7 @@
                 <w:bCs w:val="0"/>
               </w:rPr>
             </w:pPr>
+            <w:proofErr w:type="spellStart"/>
             <w:r>
               <w:rPr>
                 <w:b w:val="0"/>
@@ -782,6 +1406,7 @@
               </w:rPr>
               <w:t>attained_age</w:t>
             </w:r>
+            <w:proofErr w:type="spellEnd"/>
             <w:r>
               <w:rPr>
                 <w:b w:val="0"/>
@@ -802,6 +1427,7 @@
                 <w:bCs w:val="0"/>
               </w:rPr>
             </w:pPr>
+            <w:proofErr w:type="spellStart"/>
             <w:r>
               <w:rPr>
                 <w:b w:val="0"/>
@@ -809,6 +1435,7 @@
               </w:rPr>
               <w:t>attained_age</w:t>
             </w:r>
+            <w:proofErr w:type="spellEnd"/>
             <w:r>
               <w:rPr>
                 <w:b w:val="0"/>
@@ -829,6 +1456,7 @@
                 <w:bCs w:val="0"/>
               </w:rPr>
             </w:pPr>
+            <w:proofErr w:type="spellStart"/>
             <w:r>
               <w:rPr>
                 <w:b w:val="0"/>
@@ -836,12 +1464,45 @@
               </w:rPr>
               <w:t>soa_post_lvl_ind</w:t>
             </w:r>
-            <w:r>
-              <w:rPr>
-                <w:b w:val="0"/>
-                <w:bCs w:val="0"/>
-              </w:rPr>
-              <w:t xml:space="preserve"> in (‘WLT’, ‘N/A’)</w:t>
+            <w:proofErr w:type="spellEnd"/>
+            <w:r>
+              <w:rPr>
+                <w:b w:val="0"/>
+                <w:bCs w:val="0"/>
+              </w:rPr>
+              <w:t xml:space="preserve"> </w:t>
+            </w:r>
+            <w:proofErr w:type="gramStart"/>
+            <w:r>
+              <w:rPr>
+                <w:b w:val="0"/>
+                <w:bCs w:val="0"/>
+              </w:rPr>
+              <w:t>in (‘</w:t>
+            </w:r>
+            <w:proofErr w:type="gramEnd"/>
+            <w:r>
+              <w:rPr>
+                <w:b w:val="0"/>
+                <w:bCs w:val="0"/>
+              </w:rPr>
+              <w:t>WLT</w:t>
+            </w:r>
+            <w:proofErr w:type="gramStart"/>
+            <w:r>
+              <w:rPr>
+                <w:b w:val="0"/>
+                <w:bCs w:val="0"/>
+              </w:rPr>
+              <w:t>’, ‘</w:t>
+            </w:r>
+            <w:proofErr w:type="gramEnd"/>
+            <w:r>
+              <w:rPr>
+                <w:b w:val="0"/>
+                <w:bCs w:val="0"/>
+              </w:rPr>
+              <w:t>N/A’)</w:t>
             </w:r>
           </w:p>
           <w:p>
@@ -856,19 +1517,37 @@
                 <w:bCs w:val="0"/>
               </w:rPr>
             </w:pPr>
-            <w:r>
-              <w:rPr>
-                <w:b w:val="0"/>
-                <w:bCs w:val="0"/>
-              </w:rPr>
-              <w:t>insurance_plan</w:t>
-            </w:r>
-            <w:r>
-              <w:rPr>
-                <w:b w:val="0"/>
-                <w:bCs w:val="0"/>
-              </w:rPr>
-              <w:t xml:space="preserve"> != ‘Other’</w:t>
+            <w:proofErr w:type="spellStart"/>
+            <w:r>
+              <w:rPr>
+                <w:b w:val="0"/>
+                <w:bCs w:val="0"/>
+              </w:rPr>
+              <w:t>insurance_</w:t>
+            </w:r>
+            <w:proofErr w:type="gramStart"/>
+            <w:r>
+              <w:rPr>
+                <w:b w:val="0"/>
+                <w:bCs w:val="0"/>
+              </w:rPr>
+              <w:t>plan</w:t>
+            </w:r>
+            <w:proofErr w:type="spellEnd"/>
+            <w:r>
+              <w:rPr>
+                <w:b w:val="0"/>
+                <w:bCs w:val="0"/>
+              </w:rPr>
+              <w:t xml:space="preserve"> !</w:t>
+            </w:r>
+            <w:proofErr w:type="gramEnd"/>
+            <w:r>
+              <w:rPr>
+                <w:b w:val="0"/>
+                <w:bCs w:val="0"/>
+              </w:rPr>
+              <w:t>= ‘Other’</w:t>
             </w:r>
           </w:p>
           <w:p>
@@ -883,6 +1562,7 @@
                 <w:bCs w:val="0"/>
               </w:rPr>
             </w:pPr>
+            <w:proofErr w:type="spellStart"/>
             <w:r>
               <w:rPr>
                 <w:b w:val="0"/>
@@ -890,6 +1570,7 @@
               </w:rPr>
               <w:t>issue_year</w:t>
             </w:r>
+            <w:proofErr w:type="spellEnd"/>
             <w:r>
               <w:rPr>
                 <w:b w:val="0"/>
@@ -906,19 +1587,37 @@
                 <w:numId w:val="4"/>
               </w:numPr>
             </w:pPr>
-            <w:r>
-              <w:rPr>
-                <w:b w:val="0"/>
-                <w:bCs w:val="0"/>
-              </w:rPr>
-              <w:t>smoker_status</w:t>
-            </w:r>
-            <w:r>
-              <w:rPr>
-                <w:b w:val="0"/>
-                <w:bCs w:val="0"/>
-              </w:rPr>
-              <w:t xml:space="preserve"> !=  ‘U’</w:t>
+            <w:proofErr w:type="spellStart"/>
+            <w:r>
+              <w:rPr>
+                <w:b w:val="0"/>
+                <w:bCs w:val="0"/>
+              </w:rPr>
+              <w:t>smoker_</w:t>
+            </w:r>
+            <w:proofErr w:type="gramStart"/>
+            <w:r>
+              <w:rPr>
+                <w:b w:val="0"/>
+                <w:bCs w:val="0"/>
+              </w:rPr>
+              <w:t>status</w:t>
+            </w:r>
+            <w:proofErr w:type="spellEnd"/>
+            <w:r>
+              <w:rPr>
+                <w:b w:val="0"/>
+                <w:bCs w:val="0"/>
+              </w:rPr>
+              <w:t xml:space="preserve"> !</w:t>
+            </w:r>
+            <w:proofErr w:type="gramEnd"/>
+            <w:r>
+              <w:rPr>
+                <w:b w:val="0"/>
+                <w:bCs w:val="0"/>
+              </w:rPr>
+              <w:t>=  ‘U’</w:t>
             </w:r>
           </w:p>
         </w:tc>
@@ -931,7 +1630,31 @@
               <w:cnfStyle w:val="000000100000" w:firstRow="0" w:lastRow="0" w:firstColumn="0" w:lastColumn="0" w:oddVBand="0" w:evenVBand="0" w:oddHBand="1" w:evenHBand="0" w:firstRowFirstColumn="0" w:firstRowLastColumn="0" w:lastRowFirstColumn="0" w:lastRowLastColumn="0"/>
             </w:pPr>
             <w:r>
-              <w:t>There are some edge cases in the insurance population that could be fine-tuned by a model, however doesn’t represent the majority of the population. These cells were removed to predict on what is more representative of the dataset distribution.</w:t>
+              <w:t xml:space="preserve">There are some edge cases in the insurance population that could be fine-tuned by a model, </w:t>
+            </w:r>
+            <w:proofErr w:type="gramStart"/>
+            <w:r>
+              <w:t>however</w:t>
+            </w:r>
+            <w:proofErr w:type="gramEnd"/>
+            <w:r>
+              <w:t xml:space="preserve"> doesn’t represent </w:t>
+            </w:r>
+            <w:proofErr w:type="gramStart"/>
+            <w:r>
+              <w:t>the majority of</w:t>
+            </w:r>
+            <w:proofErr w:type="gramEnd"/>
+            <w:r>
+              <w:t xml:space="preserve"> the population. These cells were removed to </w:t>
+            </w:r>
+            <w:proofErr w:type="gramStart"/>
+            <w:r>
+              <w:t>predict on</w:t>
+            </w:r>
+            <w:proofErr w:type="gramEnd"/>
+            <w:r>
+              <w:t xml:space="preserve"> what is more representative of the dataset distribution.</w:t>
             </w:r>
           </w:p>
         </w:tc>
@@ -940,6 +1663,12 @@
     <w:p/>
     <w:p>
       <w:r>
+        <w:br w:type="page"/>
+      </w:r>
+    </w:p>
+    <w:p>
+      <w:r>
+        <w:lastRenderedPageBreak/>
         <w:t xml:space="preserve">The next enhancement to the dataset was to add features. These features were added </w:t>
       </w:r>
       <w:r>
@@ -947,6 +1676,9 @@
       </w:r>
       <w:r>
         <w:t xml:space="preserve"> and benchmark against the model.</w:t>
+      </w:r>
+      <w:r>
+        <w:t xml:space="preserve"> Neural Networks perform better if a known feature interaction is provided instead of having the model try to learn it.</w:t>
       </w:r>
     </w:p>
     <w:p>
@@ -1026,6 +1758,7 @@
                 <w:bCs w:val="0"/>
               </w:rPr>
             </w:pPr>
+            <w:proofErr w:type="spellStart"/>
             <w:r>
               <w:rPr>
                 <w:b w:val="0"/>
@@ -1033,6 +1766,7 @@
               </w:rPr>
               <w:t>class_enh</w:t>
             </w:r>
+            <w:proofErr w:type="spellEnd"/>
           </w:p>
         </w:tc>
         <w:tc>
@@ -1067,7 +1801,15 @@
                 <w:b w:val="0"/>
                 <w:bCs w:val="0"/>
               </w:rPr>
-              <w:t>VBT15 (q</w:t>
+              <w:t>VBT15 (</w:t>
+            </w:r>
+            <w:proofErr w:type="spellStart"/>
+            <w:r>
+              <w:rPr>
+                <w:b w:val="0"/>
+                <w:bCs w:val="0"/>
+              </w:rPr>
+              <w:t>q</w:t>
             </w:r>
             <w:r>
               <w:rPr>
@@ -1077,6 +1819,7 @@
               </w:rPr>
               <w:t>x</w:t>
             </w:r>
+            <w:proofErr w:type="spellEnd"/>
             <w:r>
               <w:rPr>
                 <w:b w:val="0"/>
@@ -1116,6 +1859,7 @@
                 <w:bCs w:val="0"/>
               </w:rPr>
             </w:pPr>
+            <w:proofErr w:type="spellStart"/>
             <w:r>
               <w:rPr>
                 <w:b w:val="0"/>
@@ -1131,6 +1875,7 @@
               </w:rPr>
               <w:t>x</w:t>
             </w:r>
+            <w:proofErr w:type="spellEnd"/>
           </w:p>
         </w:tc>
         <w:tc>
@@ -1142,7 +1887,11 @@
               <w:cnfStyle w:val="000000100000" w:firstRow="0" w:lastRow="0" w:firstColumn="0" w:lastColumn="0" w:oddVBand="0" w:evenVBand="0" w:oddHBand="1" w:evenHBand="0" w:firstRowFirstColumn="0" w:firstRowLastColumn="0" w:lastRowFirstColumn="0" w:lastRowLastColumn="0"/>
             </w:pPr>
             <w:r>
-              <w:t>Adding the q</w:t>
+              <w:t xml:space="preserve">Adding the </w:t>
+            </w:r>
+            <w:proofErr w:type="spellStart"/>
+            <w:r>
+              <w:t>q</w:t>
             </w:r>
             <w:r>
               <w:rPr>
@@ -1150,6 +1899,7 @@
               </w:rPr>
               <w:t>x</w:t>
             </w:r>
+            <w:proofErr w:type="spellEnd"/>
             <w:r>
               <w:t xml:space="preserve"> (capping at 1), which will also be used in training</w:t>
             </w:r>
@@ -1244,40 +1994,46 @@
     <w:p/>
     <w:p>
       <w:r>
+        <w:br w:type="page"/>
+      </w:r>
+    </w:p>
+    <w:p>
+      <w:r>
+        <w:lastRenderedPageBreak/>
         <w:t>To be able to train the model there were a few more preprocess steps done on the data</w:t>
       </w:r>
       <w:r>
+        <w:t xml:space="preserve"> described below.</w:t>
+      </w:r>
+    </w:p>
+    <w:p>
+      <w:r>
+        <w:t xml:space="preserve">One area </w:t>
+      </w:r>
+      <w:r>
+        <w:t>where</w:t>
+      </w:r>
+      <w:r>
+        <w:t xml:space="preserve"> Neural Networks excel </w:t>
+      </w:r>
+      <w:r>
+        <w:t>compared to</w:t>
+      </w:r>
+      <w:r>
+        <w:t xml:space="preserve"> other models </w:t>
+      </w:r>
+      <w:r>
+        <w:t>is</w:t>
+      </w:r>
+      <w:r>
+        <w:t xml:space="preserve"> embeddings</w:t>
+      </w:r>
+      <w:r>
+        <w:t>, especially when the feature has many values (e.g. &gt; 50)</w:t>
+      </w:r>
+      <w:r>
         <w:t xml:space="preserve">. </w:t>
       </w:r>
-    </w:p>
-    <w:p>
-      <w:r>
-        <w:t xml:space="preserve">One area </w:t>
-      </w:r>
-      <w:r>
-        <w:t>where</w:t>
-      </w:r>
-      <w:r>
-        <w:t xml:space="preserve"> Neural Networks excel </w:t>
-      </w:r>
-      <w:r>
-        <w:t>compared to</w:t>
-      </w:r>
-      <w:r>
-        <w:t xml:space="preserve"> other models </w:t>
-      </w:r>
-      <w:r>
-        <w:t>is</w:t>
-      </w:r>
-      <w:r>
-        <w:t xml:space="preserve"> embeddings</w:t>
-      </w:r>
-      <w:r>
-        <w:t>, especially when the feature has many values (e.g. &gt; 50)</w:t>
-      </w:r>
-      <w:r>
-        <w:t xml:space="preserve">. </w:t>
-      </w:r>
       <w:r>
         <w:t>Embeddings</w:t>
       </w:r>
@@ -1288,11 +2044,7 @@
         <w:t xml:space="preserve"> a</w:t>
       </w:r>
       <w:r>
-        <w:t xml:space="preserve"> 1-</w:t>
-      </w:r>
-      <w:r>
-        <w:lastRenderedPageBreak/>
-        <w:t>dimensional feature to be split into a k-dimensional field and then be able to have non-linear relationships</w:t>
+        <w:t xml:space="preserve"> 1-dimensional feature to be split into a k-dimensional field and then be able to have non-linear relationships</w:t>
       </w:r>
       <w:r>
         <w:t xml:space="preserve"> and group them together</w:t>
@@ -1406,8 +2158,33 @@
                 <w:b w:val="0"/>
                 <w:bCs w:val="0"/>
               </w:rPr>
-              <w:t>sex, smoker_status, observation_year</w:t>
-            </w:r>
+              <w:t xml:space="preserve">sex, </w:t>
+            </w:r>
+            <w:proofErr w:type="spellStart"/>
+            <w:r>
+              <w:rPr>
+                <w:b w:val="0"/>
+                <w:bCs w:val="0"/>
+              </w:rPr>
+              <w:t>smoker_status</w:t>
+            </w:r>
+            <w:proofErr w:type="spellEnd"/>
+            <w:r>
+              <w:rPr>
+                <w:b w:val="0"/>
+                <w:bCs w:val="0"/>
+              </w:rPr>
+              <w:t xml:space="preserve">, </w:t>
+            </w:r>
+            <w:proofErr w:type="spellStart"/>
+            <w:r>
+              <w:rPr>
+                <w:b w:val="0"/>
+                <w:bCs w:val="0"/>
+              </w:rPr>
+              <w:t>observation_year</w:t>
+            </w:r>
+            <w:proofErr w:type="spellEnd"/>
           </w:p>
         </w:tc>
         <w:tc>
@@ -1442,7 +2219,35 @@
                 <w:b w:val="0"/>
                 <w:bCs w:val="0"/>
               </w:rPr>
-              <w:t>One hot encoding</w:t>
+              <w:t>One</w:t>
+            </w:r>
+            <w:r>
+              <w:rPr>
+                <w:b w:val="0"/>
+                <w:bCs w:val="0"/>
+              </w:rPr>
+              <w:t>-</w:t>
+            </w:r>
+            <w:r>
+              <w:rPr>
+                <w:b w:val="0"/>
+                <w:bCs w:val="0"/>
+              </w:rPr>
+              <w:t>hot</w:t>
+            </w:r>
+            <w:r>
+              <w:rPr>
+                <w:b w:val="0"/>
+                <w:bCs w:val="0"/>
+              </w:rPr>
+              <w:t>-</w:t>
+            </w:r>
+            <w:r>
+              <w:rPr>
+                <w:b w:val="0"/>
+                <w:bCs w:val="0"/>
+              </w:rPr>
+              <w:t>encoding</w:t>
             </w:r>
             <w:r>
               <w:rPr>
@@ -1464,13 +2269,31 @@
                 <w:bCs w:val="0"/>
               </w:rPr>
             </w:pPr>
-            <w:r>
-              <w:rPr>
-                <w:b w:val="0"/>
-                <w:bCs w:val="0"/>
-              </w:rPr>
-              <w:t>class_enh, insurance_plan</w:t>
-            </w:r>
+            <w:proofErr w:type="spellStart"/>
+            <w:r>
+              <w:rPr>
+                <w:b w:val="0"/>
+                <w:bCs w:val="0"/>
+              </w:rPr>
+              <w:t>class_enh</w:t>
+            </w:r>
+            <w:proofErr w:type="spellEnd"/>
+            <w:r>
+              <w:rPr>
+                <w:b w:val="0"/>
+                <w:bCs w:val="0"/>
+              </w:rPr>
+              <w:t xml:space="preserve">, </w:t>
+            </w:r>
+            <w:proofErr w:type="spellStart"/>
+            <w:r>
+              <w:rPr>
+                <w:b w:val="0"/>
+                <w:bCs w:val="0"/>
+              </w:rPr>
+              <w:t>insurance_plan</w:t>
+            </w:r>
+            <w:proofErr w:type="spellEnd"/>
           </w:p>
         </w:tc>
         <w:tc>
@@ -1482,7 +2305,19 @@
               <w:cnfStyle w:val="000000000000" w:firstRow="0" w:lastRow="0" w:firstColumn="0" w:lastColumn="0" w:oddVBand="0" w:evenVBand="0" w:oddHBand="0" w:evenHBand="0" w:firstRowFirstColumn="0" w:firstRowLastColumn="0" w:lastRowFirstColumn="0" w:lastRowLastColumn="0"/>
             </w:pPr>
             <w:r>
-              <w:t xml:space="preserve">The following features were one hot encoded because they do not have an inherent hierarchal nature and are separate entities with a low </w:t>
+              <w:t>The following features were one</w:t>
+            </w:r>
+            <w:r>
+              <w:t>-</w:t>
+            </w:r>
+            <w:r>
+              <w:t>hot</w:t>
+            </w:r>
+            <w:r>
+              <w:t>-</w:t>
+            </w:r>
+            <w:r>
+              <w:t xml:space="preserve">encoded because they do not have an inherent hierarchal nature and are separate entities with a low </w:t>
             </w:r>
             <w:r>
               <w:t>number</w:t>
@@ -1525,6 +2360,7 @@
                 <w:numId w:val="4"/>
               </w:numPr>
             </w:pPr>
+            <w:proofErr w:type="spellStart"/>
             <w:r>
               <w:rPr>
                 <w:b w:val="0"/>
@@ -1532,6 +2368,7 @@
               </w:rPr>
               <w:t>face_amount_band</w:t>
             </w:r>
+            <w:proofErr w:type="spellEnd"/>
           </w:p>
         </w:tc>
         <w:tc>
@@ -1543,7 +2380,15 @@
               <w:cnfStyle w:val="000000100000" w:firstRow="0" w:lastRow="0" w:firstColumn="0" w:lastColumn="0" w:oddVBand="0" w:evenVBand="0" w:oddHBand="1" w:evenHBand="0" w:firstRowFirstColumn="0" w:firstRowLastColumn="0" w:lastRowFirstColumn="0" w:lastRowLastColumn="0"/>
             </w:pPr>
             <w:r>
-              <w:t>There were many values with the face_amount_band, so an embedding was created</w:t>
+              <w:t xml:space="preserve">There were many values with the </w:t>
+            </w:r>
+            <w:proofErr w:type="spellStart"/>
+            <w:r>
+              <w:t>face_amount_band</w:t>
+            </w:r>
+            <w:proofErr w:type="spellEnd"/>
+            <w:r>
+              <w:t>, so an embedding was created</w:t>
             </w:r>
           </w:p>
         </w:tc>
@@ -1618,7 +2463,18 @@
               <w:cnfStyle w:val="000000100000" w:firstRow="0" w:lastRow="0" w:firstColumn="0" w:lastColumn="0" w:oddVBand="0" w:evenVBand="0" w:oddHBand="1" w:evenHBand="0" w:firstRowFirstColumn="0" w:firstRowLastColumn="0" w:lastRowFirstColumn="0" w:lastRowLastColumn="0"/>
             </w:pPr>
             <w:r>
-              <w:t>Due to constraints on personal computer the data was sampled to 10% of the dataset. This provides quicker processing and modeling time.</w:t>
+              <w:t xml:space="preserve">Due to constraints on personal </w:t>
+            </w:r>
+            <w:proofErr w:type="gramStart"/>
+            <w:r>
+              <w:t>computer</w:t>
+            </w:r>
+            <w:proofErr w:type="gramEnd"/>
+            <w:r>
+              <w:t>,</w:t>
+            </w:r>
+            <w:r>
+              <w:t xml:space="preserve"> the data was sampled to 10% of the dataset. This provides quicker processing and modeling time.</w:t>
             </w:r>
           </w:p>
         </w:tc>
@@ -1665,9 +2521,23 @@
     </w:tbl>
     <w:p>
       <w:pPr>
+        <w:rPr>
+          <w:rFonts w:asciiTheme="majorHAnsi" w:eastAsiaTheme="majorEastAsia" w:hAnsiTheme="majorHAnsi" w:cstheme="majorBidi"/>
+          <w:color w:val="0F4761" w:themeColor="accent1" w:themeShade="BF"/>
+          <w:sz w:val="32"/>
+          <w:szCs w:val="32"/>
+        </w:rPr>
+      </w:pPr>
+      <w:r>
+        <w:br w:type="page"/>
+      </w:r>
+    </w:p>
+    <w:p>
+      <w:pPr>
         <w:pStyle w:val="Heading2"/>
       </w:pPr>
       <w:r>
+        <w:lastRenderedPageBreak/>
         <w:t>Methodology</w:t>
       </w:r>
     </w:p>
@@ -1691,7 +2561,23 @@
         <w:t>T</w:t>
       </w:r>
       <w:r>
-        <w:t>he general process is that there is an input, which has a set of weights and a bias term, that then goes through an activation function (e.g. sigmoid, relu, softmax)</w:t>
+        <w:t xml:space="preserve">he general process is that there is an input, which has a set of weights and a bias term, that then goes through an activation function (e.g. sigmoid, </w:t>
+      </w:r>
+      <w:proofErr w:type="spellStart"/>
+      <w:r>
+        <w:t>relu</w:t>
+      </w:r>
+      <w:proofErr w:type="spellEnd"/>
+      <w:r>
+        <w:t xml:space="preserve">, </w:t>
+      </w:r>
+      <w:proofErr w:type="spellStart"/>
+      <w:r>
+        <w:t>softmax</w:t>
+      </w:r>
+      <w:proofErr w:type="spellEnd"/>
+      <w:r>
+        <w:t>)</w:t>
       </w:r>
       <w:r>
         <w:t>. This process represents</w:t>
@@ -1964,8 +2850,13 @@
         <w:t xml:space="preserve"> =</w:t>
       </w:r>
       <w:r>
-        <w:t xml:space="preserve"> input feature i</w:t>
-      </w:r>
+        <w:t xml:space="preserve"> input feature </w:t>
+      </w:r>
+      <w:proofErr w:type="spellStart"/>
+      <w:r>
+        <w:t>i</w:t>
+      </w:r>
+      <w:proofErr w:type="spellEnd"/>
     </w:p>
     <w:p>
       <w:pPr>
@@ -2169,7 +3060,19 @@
         <w:rPr>
           <w:rFonts w:eastAsiaTheme="minorEastAsia"/>
         </w:rPr>
-        <w:t xml:space="preserve"> The model was overfit on the training data to show the accuracy on training data; however, it is best practice to regularize the model</w:t>
+        <w:t xml:space="preserve"> The model was overfit on the training data to show the accuracy on training data</w:t>
+      </w:r>
+      <w:r>
+        <w:rPr>
+          <w:rFonts w:eastAsiaTheme="minorEastAsia"/>
+        </w:rPr>
+        <w:t xml:space="preserve"> and be used as a diagnostic tool</w:t>
+      </w:r>
+      <w:r>
+        <w:rPr>
+          <w:rFonts w:eastAsiaTheme="minorEastAsia"/>
+        </w:rPr>
+        <w:t>; however, it is best practice to regularize the model</w:t>
       </w:r>
       <w:r>
         <w:rPr>
@@ -2208,7 +3111,19 @@
         <w:rPr>
           <w:rFonts w:eastAsiaTheme="minorEastAsia"/>
         </w:rPr>
-        <w:t xml:space="preserve"> a Poisson loss was chosen to model mortality, where the exposures are used as an offset. To avoid a neuron from an exploding loss (where the loss is very large and causes a cascade effect) the gradient and loss is clipped.</w:t>
+        <w:t xml:space="preserve"> a Poisson loss was chosen to model mortality, where the exposures are used as an offset. To avoid a neuron from an exploding loss (where the loss is very large and causes a cascade effect) the gradient and loss </w:t>
+      </w:r>
+      <w:r>
+        <w:rPr>
+          <w:rFonts w:eastAsiaTheme="minorEastAsia"/>
+        </w:rPr>
+        <w:t>are</w:t>
+      </w:r>
+      <w:r>
+        <w:rPr>
+          <w:rFonts w:eastAsiaTheme="minorEastAsia"/>
+        </w:rPr>
+        <w:t xml:space="preserve"> clipped.</w:t>
       </w:r>
       <w:r>
         <w:rPr>
@@ -2371,8 +3286,17 @@
                 <w:b w:val="0"/>
                 <w:bCs w:val="0"/>
               </w:rPr>
-              <w:t>Input layer: (32 neurons) ReLU</w:t>
-            </w:r>
+              <w:t xml:space="preserve">Input layer: (32 neurons) </w:t>
+            </w:r>
+            <w:proofErr w:type="spellStart"/>
+            <w:r>
+              <w:rPr>
+                <w:b w:val="0"/>
+                <w:bCs w:val="0"/>
+              </w:rPr>
+              <w:t>ReLU</w:t>
+            </w:r>
+            <w:proofErr w:type="spellEnd"/>
           </w:p>
           <w:p>
             <w:pPr>
@@ -2387,8 +3311,17 @@
                 <w:b w:val="0"/>
                 <w:bCs w:val="0"/>
               </w:rPr>
-              <w:t>Hidden layer 1: (32 neurons) ReLU</w:t>
-            </w:r>
+              <w:t xml:space="preserve">Hidden layer 1: (32 neurons) </w:t>
+            </w:r>
+            <w:proofErr w:type="spellStart"/>
+            <w:r>
+              <w:rPr>
+                <w:b w:val="0"/>
+                <w:bCs w:val="0"/>
+              </w:rPr>
+              <w:t>ReLU</w:t>
+            </w:r>
+            <w:proofErr w:type="spellEnd"/>
           </w:p>
           <w:p>
             <w:pPr>
@@ -2403,8 +3336,17 @@
                 <w:b w:val="0"/>
                 <w:bCs w:val="0"/>
               </w:rPr>
-              <w:t>Hidden layer 2: (16 neurons) ReLU</w:t>
-            </w:r>
+              <w:t xml:space="preserve">Hidden layer 2: (16 neurons) </w:t>
+            </w:r>
+            <w:proofErr w:type="spellStart"/>
+            <w:r>
+              <w:rPr>
+                <w:b w:val="0"/>
+                <w:bCs w:val="0"/>
+              </w:rPr>
+              <w:t>ReLU</w:t>
+            </w:r>
+            <w:proofErr w:type="spellEnd"/>
           </w:p>
           <w:p>
             <w:pPr>
@@ -2432,7 +3374,13 @@
               <w:cnfStyle w:val="000000100000" w:firstRow="0" w:lastRow="0" w:firstColumn="0" w:lastColumn="0" w:oddVBand="0" w:evenVBand="0" w:oddHBand="1" w:evenHBand="0" w:firstRowFirstColumn="0" w:firstRowLastColumn="0" w:lastRowFirstColumn="0" w:lastRowLastColumn="0"/>
             </w:pPr>
             <w:r>
-              <w:t>Having 2 separate paths allows the model to learn simple relationships quickly and allow the deep path to focus on the intricacies in the data. The number of neurons is a hyperparameter that could be tested.</w:t>
+              <w:t xml:space="preserve">Having 2 separate paths allows the model to learn simple relationships quickly and </w:t>
+            </w:r>
+            <w:r>
+              <w:t>allows</w:t>
+            </w:r>
+            <w:r>
+              <w:t xml:space="preserve"> the deep path to focus on the intricacies in the data. The number of neurons is a hyperparameter that could be tested.</w:t>
             </w:r>
           </w:p>
         </w:tc>
@@ -2646,7 +3594,7 @@
               <w:t xml:space="preserve">The model is initialized on the overall mortality rate, so the model </w:t>
             </w:r>
             <w:r>
-              <w:t>has a good starting point in learning. The model currently does not have regularization, however this will lead to overfitting.</w:t>
+              <w:t>has a good starting point in learning. The model currently does not have regularization.</w:t>
             </w:r>
           </w:p>
         </w:tc>
@@ -2797,7 +3745,15 @@
         <w:t xml:space="preserve">. The scheduler </w:t>
       </w:r>
       <w:r>
-        <w:t>decreased the learning  rate at around epoch 250 from .01 to .005.</w:t>
+        <w:t xml:space="preserve">decreased the </w:t>
+      </w:r>
+      <w:proofErr w:type="gramStart"/>
+      <w:r>
+        <w:t>learning  rate</w:t>
+      </w:r>
+      <w:proofErr w:type="gramEnd"/>
+      <w:r>
+        <w:t xml:space="preserve"> at around epoch 250 from .01 to .005.</w:t>
       </w:r>
     </w:p>
     <w:p>
@@ -2880,10 +3836,26 @@
         <w:t>%. This shows that the neural network was able to learn the data</w:t>
       </w:r>
       <w:r>
-        <w:t xml:space="preserve"> and performed similar to a </w:t>
-      </w:r>
-      <w:r>
-        <w:t>boosted tree model (e.g. CatBoost)</w:t>
+        <w:t xml:space="preserve"> and performed </w:t>
+      </w:r>
+      <w:proofErr w:type="gramStart"/>
+      <w:r>
+        <w:t>similar to</w:t>
+      </w:r>
+      <w:proofErr w:type="gramEnd"/>
+      <w:r>
+        <w:t xml:space="preserve"> a </w:t>
+      </w:r>
+      <w:r>
+        <w:t xml:space="preserve">boosted tree model (e.g. </w:t>
+      </w:r>
+      <w:proofErr w:type="spellStart"/>
+      <w:r>
+        <w:t>CatBoost</w:t>
+      </w:r>
+      <w:proofErr w:type="spellEnd"/>
+      <w:r>
+        <w:t>)</w:t>
       </w:r>
       <w:r>
         <w:t xml:space="preserve">. A </w:t>
@@ -2892,7 +3864,15 @@
         <w:t>boosted tree model</w:t>
       </w:r>
       <w:r>
-        <w:t xml:space="preserve"> would be able to match categorical variables exactly, while the neural network did have some volatility in categorical variables (e.g. class_enh).</w:t>
+        <w:t xml:space="preserve"> would be able to match categorical variables exactly, while the neural network did have some volatility in categorical variables (e.g. </w:t>
+      </w:r>
+      <w:proofErr w:type="spellStart"/>
+      <w:r>
+        <w:t>class_enh</w:t>
+      </w:r>
+      <w:proofErr w:type="spellEnd"/>
+      <w:r>
+        <w:t>).</w:t>
       </w:r>
       <w:r>
         <w:t xml:space="preserve"> It also took longer to engineer features for the neural </w:t>
@@ -2902,12 +3882,15 @@
         <w:t>model compared to a boosted tree model.</w:t>
       </w:r>
       <w:r>
-        <w:t xml:space="preserve"> The model architecture may be able to be fine-tuned to be able to get tighter A/E’s.</w:t>
-      </w:r>
-    </w:p>
-    <w:p>
-      <w:r>
-        <w:t>The training data did have larger variances by feature with an aggregate A/E of 102%.</w:t>
+        <w:t xml:space="preserve"> The model architecture may be able to be fine-tuned to be able to get tighter </w:t>
+      </w:r>
+      <w:proofErr w:type="gramStart"/>
+      <w:r>
+        <w:t>A/E’s</w:t>
+      </w:r>
+      <w:proofErr w:type="gramEnd"/>
+      <w:r>
+        <w:t>.</w:t>
       </w:r>
     </w:p>
     <w:p>
@@ -2995,12 +3978,25 @@
         </w:rPr>
         <w:br w:type="page"/>
       </w:r>
-      <w:r>
+    </w:p>
+    <w:p>
+      <w:r>
+        <w:lastRenderedPageBreak/>
+        <w:t>The testing data did have larger variances by feature with an aggregate A/E of 102%.</w:t>
+      </w:r>
+    </w:p>
+    <w:p>
+      <w:pPr>
         <w:rPr>
           <w:b/>
           <w:bCs/>
         </w:rPr>
-        <w:lastRenderedPageBreak/>
+      </w:pPr>
+      <w:r>
+        <w:rPr>
+          <w:b/>
+          <w:bCs/>
+        </w:rPr>
         <w:t>A/E Neural Network on Test Data by Feature</w:t>
       </w:r>
     </w:p>
@@ -3082,9 +4078,19 @@
       <w:r>
         <w:t xml:space="preserve">(PDP), </w:t>
       </w:r>
-      <w:r>
-        <w:t>SHapley Additive exPlanations</w:t>
-      </w:r>
+      <w:proofErr w:type="spellStart"/>
+      <w:r>
+        <w:t>SHapley</w:t>
+      </w:r>
+      <w:proofErr w:type="spellEnd"/>
+      <w:r>
+        <w:t xml:space="preserve"> Additive </w:t>
+      </w:r>
+      <w:proofErr w:type="spellStart"/>
+      <w:r>
+        <w:t>exPlanations</w:t>
+      </w:r>
+      <w:proofErr w:type="spellEnd"/>
       <w:r>
         <w:rPr>
           <w:rStyle w:val="FootnoteReference"/>
@@ -3101,29 +4107,74 @@
           <w:rFonts w:ascii="Aptos" w:hAnsi="Aptos"/>
           <w:color w:val="000000"/>
         </w:rPr>
-        <w:t>Using PDP analysis, a feature can be isolated and its impact assessed by averaging and marginalizing over all other variables.</w:t>
+        <w:t xml:space="preserve">Using PDP analysis, a feature can be </w:t>
       </w:r>
       <w:r>
         <w:rPr>
           <w:rFonts w:ascii="Aptos" w:hAnsi="Aptos"/>
           <w:color w:val="000000"/>
         </w:rPr>
+        <w:t>isolated,</w:t>
+      </w:r>
+      <w:r>
+        <w:rPr>
+          <w:rFonts w:ascii="Aptos" w:hAnsi="Aptos"/>
+          <w:color w:val="000000"/>
+        </w:rPr>
+        <w:t xml:space="preserve"> and its impact assessed by averaging and marginalizing over all other variables.</w:t>
+      </w:r>
+      <w:r>
+        <w:rPr>
+          <w:rFonts w:ascii="Aptos" w:hAnsi="Aptos"/>
+          <w:color w:val="000000"/>
+        </w:rPr>
         <w:t xml:space="preserve"> </w:t>
       </w:r>
       <w:r>
-        <w:t>As an example in life insurance</w:t>
-      </w:r>
-      <w:r>
-        <w:t xml:space="preserve"> is reviewing mortality by duration.</w:t>
-      </w:r>
-      <w:r>
+        <w:rPr>
+          <w:rFonts w:ascii="Aptos" w:hAnsi="Aptos"/>
+          <w:color w:val="000000"/>
+        </w:rPr>
+        <w:t xml:space="preserve">For example, </w:t>
+      </w:r>
+      <w:r>
+        <w:rPr>
+          <w:rFonts w:ascii="Aptos" w:hAnsi="Aptos"/>
+          <w:color w:val="000000"/>
+        </w:rPr>
+        <w:t>duration has an interesting relationship with mortality</w:t>
+      </w:r>
+      <w:r>
+        <w:rPr>
+          <w:rFonts w:ascii="Aptos" w:hAnsi="Aptos"/>
+          <w:color w:val="000000"/>
+        </w:rPr>
+        <w:t>.</w:t>
+      </w:r>
+      <w:r>
+        <w:rPr>
+          <w:rFonts w:ascii="Aptos" w:hAnsi="Aptos"/>
+          <w:color w:val="000000"/>
+        </w:rPr>
         <w:t xml:space="preserve"> </w:t>
       </w:r>
       <w:r>
         <w:t>U</w:t>
       </w:r>
       <w:r>
-        <w:t xml:space="preserve">nderwriting of a policy wears-off over duration and may wear-off differently by insurance plan, age, or underwriting class. When reviewing the PDP of duration by insurance plan, the other effects are held constant while only changing the duration and insurance plan to average over the predictions. </w:t>
+        <w:t xml:space="preserve">nderwriting </w:t>
+      </w:r>
+      <w:r>
+        <w:t xml:space="preserve">selectin </w:t>
+      </w:r>
+      <w:r>
+        <w:t xml:space="preserve">of a policy wears-off </w:t>
+      </w:r>
+      <w:r>
+        <w:t>as duration increases</w:t>
+      </w:r>
+      <w:r>
+        <w:t xml:space="preserve"> and may wear-off differently by insurance plan, age, or underwriting class. When reviewing the PDP of duration by insurance plan, the other effects are held constant while only changing the duration and insurance plan to average over the predictions. </w:t>
       </w:r>
       <w:r>
         <w:t>The durational effect does vary by insurance plan as seen below, where the steepest slope ends by duration 10-15 for most insurance plans.</w:t>
@@ -3146,14 +4197,11 @@
     </w:p>
     <w:p>
       <w:r>
-        <w:rPr>
-          <w:noProof/>
-        </w:rPr>
         <w:drawing>
-          <wp:inline distT="0" distB="0" distL="0" distR="0" wp14:anchorId="3B51E1E3" wp14:editId="5DCF3DD0">
-            <wp:extent cx="5943600" cy="2388235"/>
+          <wp:inline distT="0" distB="0" distL="0" distR="0" wp14:anchorId="6A5672CA" wp14:editId="223229CE">
+            <wp:extent cx="5943600" cy="2324100"/>
             <wp:effectExtent l="0" t="0" r="0" b="0"/>
-            <wp:docPr id="2074223125" name="Picture 1"/>
+            <wp:docPr id="592406589" name="Picture 1"/>
             <wp:cNvGraphicFramePr>
               <a:graphicFrameLocks xmlns:a="http://schemas.openxmlformats.org/drawingml/2006/main" noChangeAspect="1"/>
             </wp:cNvGraphicFramePr>
@@ -3161,7 +4209,7 @@
               <a:graphicData uri="http://schemas.openxmlformats.org/drawingml/2006/picture">
                 <pic:pic xmlns:pic="http://schemas.openxmlformats.org/drawingml/2006/picture">
                   <pic:nvPicPr>
-                    <pic:cNvPr id="2074223125" name=""/>
+                    <pic:cNvPr id="592406589" name=""/>
                     <pic:cNvPicPr/>
                   </pic:nvPicPr>
                   <pic:blipFill>
@@ -3173,7 +4221,7 @@
                   <pic:spPr>
                     <a:xfrm>
                       <a:off x="0" y="0"/>
-                      <a:ext cx="5943600" cy="2388235"/>
+                      <a:ext cx="5943600" cy="2324100"/>
                     </a:xfrm>
                     <a:prstGeom prst="rect">
                       <a:avLst/>
@@ -3194,7 +4242,27 @@
     <w:p>
       <w:r>
         <w:lastRenderedPageBreak/>
-        <w:t>SHAP values allow the model to be interpreted more granularly. For example, the following plot shows which features have the most impact on prediction. As expected, attained_age has the highest impact on the model.</w:t>
+        <w:t>SHAP values allow the model to be interpreted more granularly</w:t>
+      </w:r>
+      <w:r>
+        <w:t xml:space="preserve"> and understand what influence</w:t>
+      </w:r>
+      <w:r>
+        <w:t>s</w:t>
+      </w:r>
+      <w:r>
+        <w:t xml:space="preserve"> the prediction</w:t>
+      </w:r>
+      <w:r>
+        <w:t xml:space="preserve">. For example, the following plot shows which features have the most impact on prediction. As expected, </w:t>
+      </w:r>
+      <w:proofErr w:type="spellStart"/>
+      <w:r>
+        <w:t>attained_age</w:t>
+      </w:r>
+      <w:proofErr w:type="spellEnd"/>
+      <w:r>
+        <w:t xml:space="preserve"> has the highest impact on the model.</w:t>
       </w:r>
     </w:p>
     <w:p>
@@ -3204,12 +4272,21 @@
           <w:bCs/>
         </w:rPr>
       </w:pPr>
+      <w:proofErr w:type="gramStart"/>
       <w:r>
         <w:rPr>
           <w:b/>
           <w:bCs/>
         </w:rPr>
-        <w:t>Mean(SHAP value) per Feature</w:t>
+        <w:t>Mean(</w:t>
+      </w:r>
+      <w:proofErr w:type="gramEnd"/>
+      <w:r>
+        <w:rPr>
+          <w:b/>
+          <w:bCs/>
+        </w:rPr>
+        <w:t>SHAP value) per Feature</w:t>
       </w:r>
     </w:p>
     <w:p>
@@ -3355,7 +4432,15 @@
         </w:r>
       </w:hyperlink>
       <w:r>
-        <w:t xml:space="preserve"> the “face_amount_band” feature had </w:t>
+        <w:t xml:space="preserve"> the “</w:t>
+      </w:r>
+      <w:proofErr w:type="spellStart"/>
+      <w:r>
+        <w:t>face_amount_band</w:t>
+      </w:r>
+      <w:proofErr w:type="spellEnd"/>
+      <w:r>
+        <w:t xml:space="preserve">” feature had </w:t>
       </w:r>
       <w:r>
         <w:t>been encoded with an</w:t>
@@ -3595,13 +4680,35 @@
         <w:t xml:space="preserve">Embedding is an area that should continue to be tested to get comfortable, however the following were the initial takeaways. </w:t>
       </w:r>
       <w:r>
-        <w:t>The model had higher similarities for facebands that were closer to each other. For instance</w:t>
+        <w:t xml:space="preserve">The model had higher similarities for </w:t>
+      </w:r>
+      <w:proofErr w:type="spellStart"/>
+      <w:r>
+        <w:t>facebands</w:t>
+      </w:r>
+      <w:proofErr w:type="spellEnd"/>
+      <w:r>
+        <w:t xml:space="preserve"> that were closer to each other. For instance</w:t>
       </w:r>
       <w:r>
         <w:t>,</w:t>
       </w:r>
       <w:r>
         <w:t xml:space="preserve"> 01 was closer in similarity to 02 than it was for 11.</w:t>
+      </w:r>
+      <w:r>
+        <w:t xml:space="preserve"> 2.5M and above (shown as 09, 10, and 11) </w:t>
+      </w:r>
+      <w:r>
+        <w:t xml:space="preserve">were dissimilar to other </w:t>
+      </w:r>
+      <w:proofErr w:type="spellStart"/>
+      <w:r>
+        <w:t>facebands</w:t>
+      </w:r>
+      <w:proofErr w:type="spellEnd"/>
+      <w:r>
+        <w:t>.</w:t>
       </w:r>
       <w:r>
         <w:t xml:space="preserve"> </w:t>
@@ -3619,8 +4726,17 @@
           <w:b/>
           <w:bCs/>
         </w:rPr>
-        <w:t>Embedding Cosine Similarity by Faceband</w:t>
-      </w:r>
+        <w:t xml:space="preserve">Embedding Cosine Similarity by </w:t>
+      </w:r>
+      <w:proofErr w:type="spellStart"/>
+      <w:r>
+        <w:rPr>
+          <w:b/>
+          <w:bCs/>
+        </w:rPr>
+        <w:t>Faceband</w:t>
+      </w:r>
+      <w:proofErr w:type="spellEnd"/>
     </w:p>
     <w:p>
       <w:r>
@@ -3674,6 +4790,7 @@
     </w:p>
     <w:p>
       <w:r>
+        <w:lastRenderedPageBreak/>
         <w:t xml:space="preserve">The </w:t>
       </w:r>
       <w:r>
@@ -3689,7 +4806,29 @@
         <w:t xml:space="preserve"> the cosine similarity.</w:t>
       </w:r>
       <w:r>
-        <w:t xml:space="preserve"> The 3 facebands above 2.5M are shown as outliers compared to the other facebands.</w:t>
+        <w:t xml:space="preserve"> The 3 </w:t>
+      </w:r>
+      <w:proofErr w:type="spellStart"/>
+      <w:r>
+        <w:t>facebands</w:t>
+      </w:r>
+      <w:proofErr w:type="spellEnd"/>
+      <w:r>
+        <w:t xml:space="preserve"> above 2.5M are shown as </w:t>
+      </w:r>
+      <w:r>
+        <w:t>different</w:t>
+      </w:r>
+      <w:r>
+        <w:t xml:space="preserve"> compared to the other </w:t>
+      </w:r>
+      <w:proofErr w:type="spellStart"/>
+      <w:r>
+        <w:t>facebands</w:t>
+      </w:r>
+      <w:proofErr w:type="spellEnd"/>
+      <w:r>
+        <w:t>.</w:t>
       </w:r>
     </w:p>
     <w:p>
@@ -3704,9 +4843,17 @@
           <w:b/>
           <w:bCs/>
         </w:rPr>
-        <w:lastRenderedPageBreak/>
-        <w:t>Embedding PCA by Faceband</w:t>
-      </w:r>
+        <w:t xml:space="preserve">Embedding PCA by </w:t>
+      </w:r>
+      <w:proofErr w:type="spellStart"/>
+      <w:r>
+        <w:rPr>
+          <w:b/>
+          <w:bCs/>
+        </w:rPr>
+        <w:t>Faceband</w:t>
+      </w:r>
+      <w:proofErr w:type="spellEnd"/>
     </w:p>
     <w:p>
       <w:r>
@@ -3752,7 +4899,47 @@
     </w:p>
     <w:p>
       <w:r>
-        <w:t>Reviewing the PDP of faceband the expected relationship of faceband mortality was captured by the model without influence from the other effects. Mortality is higher for the lower facebands and decreases as faceband increases. The slope of the decrease is more gradual for facebands 100k and above.</w:t>
+        <w:t xml:space="preserve">Reviewing the PDP of </w:t>
+      </w:r>
+      <w:proofErr w:type="spellStart"/>
+      <w:r>
+        <w:t>faceband</w:t>
+      </w:r>
+      <w:proofErr w:type="spellEnd"/>
+      <w:r>
+        <w:t xml:space="preserve"> the expected relationship of </w:t>
+      </w:r>
+      <w:proofErr w:type="spellStart"/>
+      <w:r>
+        <w:t>faceband</w:t>
+      </w:r>
+      <w:proofErr w:type="spellEnd"/>
+      <w:r>
+        <w:t xml:space="preserve"> mortality was captured by the model without influence from the other effects. Mortality is higher for the lower </w:t>
+      </w:r>
+      <w:proofErr w:type="spellStart"/>
+      <w:r>
+        <w:t>facebands</w:t>
+      </w:r>
+      <w:proofErr w:type="spellEnd"/>
+      <w:r>
+        <w:t xml:space="preserve"> and decreases as </w:t>
+      </w:r>
+      <w:proofErr w:type="spellStart"/>
+      <w:r>
+        <w:t>faceband</w:t>
+      </w:r>
+      <w:proofErr w:type="spellEnd"/>
+      <w:r>
+        <w:t xml:space="preserve"> increases. The slope of the decrease is more gradual for </w:t>
+      </w:r>
+      <w:proofErr w:type="spellStart"/>
+      <w:r>
+        <w:t>facebands</w:t>
+      </w:r>
+      <w:proofErr w:type="spellEnd"/>
+      <w:r>
+        <w:t xml:space="preserve"> 100k and above.</w:t>
       </w:r>
     </w:p>
     <w:p>
@@ -3767,8 +4954,17 @@
           <w:b/>
           <w:bCs/>
         </w:rPr>
-        <w:t>PDP of Faceband</w:t>
-      </w:r>
+        <w:t xml:space="preserve">PDP of </w:t>
+      </w:r>
+      <w:proofErr w:type="spellStart"/>
+      <w:r>
+        <w:rPr>
+          <w:b/>
+          <w:bCs/>
+        </w:rPr>
+        <w:t>Faceband</w:t>
+      </w:r>
+      <w:proofErr w:type="spellEnd"/>
     </w:p>
     <w:p>
       <w:r>
@@ -3840,13 +5036,27 @@
           <w:rFonts w:ascii="Aptos" w:hAnsi="Aptos"/>
           <w:color w:val="000000"/>
         </w:rPr>
-        <w:t>Once a mortality analysis structure is developed, it can be provided to an AI assistant to uncover additional insights and produce visualizations.</w:t>
+        <w:t xml:space="preserve">Once a mortality analysis structure is developed, </w:t>
       </w:r>
       <w:r>
         <w:rPr>
           <w:rFonts w:ascii="Aptos" w:hAnsi="Aptos"/>
           <w:color w:val="000000"/>
         </w:rPr>
+        <w:t>the project can</w:t>
+      </w:r>
+      <w:r>
+        <w:rPr>
+          <w:rFonts w:ascii="Aptos" w:hAnsi="Aptos"/>
+          <w:color w:val="000000"/>
+        </w:rPr>
+        <w:t xml:space="preserve"> be provided to an AI assistant to uncover additional insights and produce visualizations.</w:t>
+      </w:r>
+      <w:r>
+        <w:rPr>
+          <w:rFonts w:ascii="Aptos" w:hAnsi="Aptos"/>
+          <w:color w:val="000000"/>
+        </w:rPr>
         <w:t xml:space="preserve"> </w:t>
       </w:r>
       <w:r>
@@ -3870,7 +5080,23 @@
         <w:t>as</w:t>
       </w:r>
       <w:r>
-        <w:t xml:space="preserve"> explain results, add code, review code</w:t>
+        <w:t xml:space="preserve"> </w:t>
+      </w:r>
+      <w:proofErr w:type="gramStart"/>
+      <w:r>
+        <w:t>explain</w:t>
+      </w:r>
+      <w:proofErr w:type="gramEnd"/>
+      <w:r>
+        <w:t xml:space="preserve"> results, </w:t>
+      </w:r>
+      <w:proofErr w:type="gramStart"/>
+      <w:r>
+        <w:t>add</w:t>
+      </w:r>
+      <w:proofErr w:type="gramEnd"/>
+      <w:r>
+        <w:t xml:space="preserve"> code, review code</w:t>
       </w:r>
       <w:r>
         <w:t>, and project</w:t>
@@ -4013,7 +5239,15 @@
         <w:t>described</w:t>
       </w:r>
       <w:r>
-        <w:t xml:space="preserve"> in the README.md, will trigger the “nn-review” skill that was created for this project and provide tailored responses evaluating the performance of the neural network.</w:t>
+        <w:t xml:space="preserve"> in the README.md, will trigger the “</w:t>
+      </w:r>
+      <w:proofErr w:type="spellStart"/>
+      <w:r>
+        <w:t>nn</w:t>
+      </w:r>
+      <w:proofErr w:type="spellEnd"/>
+      <w:r>
+        <w:t>-review” skill that was created for this project and provide tailored responses evaluating the performance of the neural network.</w:t>
       </w:r>
     </w:p>
     <w:p>
@@ -4363,7 +5597,39 @@
           <w:rFonts w:ascii="Aptos" w:hAnsi="Aptos"/>
           <w:color w:val="000000"/>
         </w:rPr>
-        <w:t xml:space="preserve"> – Features like insurance_plan and class_enh could also be explored as experiments with embeddings.</w:t>
+        <w:t xml:space="preserve"> – Features like </w:t>
+      </w:r>
+      <w:proofErr w:type="spellStart"/>
+      <w:r>
+        <w:rPr>
+          <w:rFonts w:ascii="Aptos" w:hAnsi="Aptos"/>
+          <w:color w:val="000000"/>
+        </w:rPr>
+        <w:t>insurance_plan</w:t>
+      </w:r>
+      <w:proofErr w:type="spellEnd"/>
+      <w:r>
+        <w:rPr>
+          <w:rFonts w:ascii="Aptos" w:hAnsi="Aptos"/>
+          <w:color w:val="000000"/>
+        </w:rPr>
+        <w:t xml:space="preserve"> and </w:t>
+      </w:r>
+      <w:proofErr w:type="spellStart"/>
+      <w:r>
+        <w:rPr>
+          <w:rFonts w:ascii="Aptos" w:hAnsi="Aptos"/>
+          <w:color w:val="000000"/>
+        </w:rPr>
+        <w:t>class_enh</w:t>
+      </w:r>
+      <w:proofErr w:type="spellEnd"/>
+      <w:r>
+        <w:rPr>
+          <w:rFonts w:ascii="Aptos" w:hAnsi="Aptos"/>
+          <w:color w:val="000000"/>
+        </w:rPr>
+        <w:t xml:space="preserve"> could also be explored as experiments with embeddings.</w:t>
       </w:r>
     </w:p>
     <w:p>
@@ -4388,7 +5654,21 @@
           <w:rFonts w:ascii="Aptos" w:hAnsi="Aptos"/>
           <w:color w:val="000000"/>
         </w:rPr>
-        <w:t xml:space="preserve"> The model can undergo further fine-tuning. Modifying factors such as the number of epochs, weight decay, dropout rate, batch size, loss rate, and feature engineering may lead to improved performance.</w:t>
+        <w:t xml:space="preserve"> The model can undergo further fine-tuning. Modifying factors such as the number of epochs, weight decay, dropout rate, batch size, loss rate,</w:t>
+      </w:r>
+      <w:r>
+        <w:rPr>
+          <w:rFonts w:ascii="Aptos" w:hAnsi="Aptos"/>
+          <w:color w:val="000000"/>
+        </w:rPr>
+        <w:t xml:space="preserve"> number of layers, number of neurons, activation functions,</w:t>
+      </w:r>
+      <w:r>
+        <w:rPr>
+          <w:rFonts w:ascii="Aptos" w:hAnsi="Aptos"/>
+          <w:color w:val="000000"/>
+        </w:rPr>
+        <w:t xml:space="preserve"> and feature engineering may lead to improved performance.</w:t>
       </w:r>
     </w:p>
     <w:p>
@@ -4582,8 +5862,13 @@
           <w:numId w:val="2"/>
         </w:numPr>
       </w:pPr>
-      <w:r>
-        <w:t>Github repository</w:t>
+      <w:proofErr w:type="spellStart"/>
+      <w:r>
+        <w:t>Github</w:t>
+      </w:r>
+      <w:proofErr w:type="spellEnd"/>
+      <w:r>
+        <w:t xml:space="preserve"> repository</w:t>
       </w:r>
       <w:r>
         <w:t xml:space="preserve"> for challenge</w:t>
@@ -4591,9 +5876,16 @@
       <w:r>
         <w:t xml:space="preserve"> – using the </w:t>
       </w:r>
-      <w:r>
-        <w:t>soa_neural.ipynb</w:t>
-      </w:r>
+      <w:proofErr w:type="spellStart"/>
+      <w:r>
+        <w:t>soa_</w:t>
+      </w:r>
+      <w:proofErr w:type="gramStart"/>
+      <w:r>
+        <w:t>neural.ipynb</w:t>
+      </w:r>
+      <w:proofErr w:type="spellEnd"/>
+      <w:proofErr w:type="gramEnd"/>
       <w:r>
         <w:t xml:space="preserve"> notebook</w:t>
       </w:r>
@@ -4681,8 +5973,13 @@
           <w:numId w:val="2"/>
         </w:numPr>
       </w:pPr>
-      <w:r>
-        <w:t>Github repository for Morai</w:t>
+      <w:proofErr w:type="spellStart"/>
+      <w:r>
+        <w:t>Github</w:t>
+      </w:r>
+      <w:proofErr w:type="spellEnd"/>
+      <w:r>
+        <w:t xml:space="preserve"> repository for Morai</w:t>
       </w:r>
     </w:p>
     <w:p>
@@ -7001,7 +8298,6 @@
   <w:style w:type="character" w:default="1" w:styleId="DefaultParagraphFont">
     <w:name w:val="Default Paragraph Font"/>
     <w:uiPriority w:val="1"/>
-    <w:semiHidden/>
     <w:unhideWhenUsed/>
   </w:style>
   <w:style w:type="table" w:default="1" w:styleId="TableNormal">
